--- a/docs/04-scenerio/user.docx
+++ b/docs/04-scenerio/user.docx
@@ -1,16 +1,13 @@
 
 <file path=word/document.xml><?xml version="1.0" encoding="utf-8"?>
-<w:document xmlns:mc="http://schemas.openxmlformats.org/markup-compatibility/2006" xmlns:o="urn:schemas-microsoft-com:office:office" xmlns:r="http://schemas.openxmlformats.org/officeDocument/2006/relationships" xmlns:m="http://schemas.openxmlformats.org/officeDocument/2006/math" xmlns:v="urn:schemas-microsoft-com:vml" xmlns:wp="http://schemas.openxmlformats.org/drawingml/2006/wordprocessingDrawing" xmlns:w10="urn:schemas-microsoft-com:office:word" xmlns:w="http://schemas.openxmlformats.org/wordprocessingml/2006/main" xmlns:wne="http://schemas.microsoft.com/office/word/2006/wordml" xmlns:sl="http://schemas.openxmlformats.org/schemaLibrary/2006/main" xmlns:a="http://schemas.openxmlformats.org/drawingml/2006/main" xmlns:pic="http://schemas.openxmlformats.org/drawingml/2006/picture" xmlns:c="http://schemas.openxmlformats.org/drawingml/2006/chart" xmlns:lc="http://schemas.openxmlformats.org/drawingml/2006/lockedCanvas" xmlns:dgm="http://schemas.openxmlformats.org/drawingml/2006/diagram" xmlns:wps="http://schemas.microsoft.com/office/word/2010/wordprocessingShape" xmlns:wpg="http://schemas.microsoft.com/office/word/2010/wordprocessingGroup" xmlns:w14="http://schemas.microsoft.com/office/word/2010/wordml" xmlns:w15="http://schemas.microsoft.com/office/word/2012/wordml" xmlns:w16="http://schemas.microsoft.com/office/word/2018/wordml" xmlns:w16cex="http://schemas.microsoft.com/office/word/2018/wordml/cex" xmlns:w16cid="http://schemas.microsoft.com/office/word/2016/wordml/cid" xmlns="http://schemas.microsoft.com/office/tasks/2019/documenttasks" xmlns:cr="http://schemas.microsoft.com/office/comments/2020/reactions">
+<w:document xmlns:w="http://schemas.openxmlformats.org/wordprocessingml/2006/main" xmlns:w14="http://schemas.microsoft.com/office/word/2010/wordml">
   <w:body>
     <w:p>
       <w:pPr>
         <w:rPr/>
       </w:pPr>
       <w:r>
-        <w:rPr>
-          <w:rtl w:val="0"/>
-        </w:rPr>
-        <w:t xml:space="preserve">user</w:t>
+        <w:t>User</w:t>
       </w:r>
     </w:p>
     <w:tbl>
@@ -113,10 +110,7 @@
               <w:rPr/>
             </w:pPr>
             <w:r>
-              <w:rPr>
-                <w:rtl w:val="0"/>
-              </w:rPr>
-              <w:t xml:space="preserve">xem thông tin tài khoản </w:t>
+              <w:t>Xem thông tin tài khoản</w:t>
             </w:r>
           </w:p>
         </w:tc>
@@ -264,10 +258,7 @@
               <w:rPr/>
             </w:pPr>
             <w:r>
-              <w:rPr>
-                <w:rtl w:val="0"/>
-              </w:rPr>
-              <w:t xml:space="preserve">Người dùng đăng nhập </w:t>
+              <w:t>User đã đăng nhập.</w:t>
             </w:r>
           </w:p>
         </w:tc>
@@ -690,10 +681,7 @@
               <w:rPr/>
             </w:pPr>
             <w:r>
-              <w:rPr>
-                <w:rtl w:val="0"/>
-              </w:rPr>
-              <w:t xml:space="preserve">Câp nhật thông tin tài khoản </w:t>
+              <w:t>Cập nhật thông tin tài khoản</w:t>
             </w:r>
           </w:p>
         </w:tc>
@@ -746,23 +734,7 @@
               <w:rPr/>
             </w:pPr>
             <w:r>
-              <w:rPr>
-                <w:rtl w:val="0"/>
-              </w:rPr>
-              <w:t xml:space="preserve">User đã đăng nhập.</w:t>
-            </w:r>
-          </w:p>
-          <w:p>
-            <w:pPr>
-              <w:widowControl w:val="0"/>
-              <w:spacing w:line="240" w:lineRule="auto"/>
-              <w:rPr/>
-            </w:pPr>
-            <w:r>
-              <w:rPr>
-                <w:rtl w:val="0"/>
-              </w:rPr>
-              <w:t xml:space="preserve">Tài khoản đang hoạt động.</w:t>
+              <w:t>User</w:t>
             </w:r>
           </w:p>
         </w:tc>
@@ -815,23 +787,7 @@
               <w:rPr/>
             </w:pPr>
             <w:r>
-              <w:rPr>
-                <w:rtl w:val="0"/>
-              </w:rPr>
-              <w:t xml:space="preserve">Tài khoản đã tồn tại.</w:t>
-            </w:r>
-          </w:p>
-          <w:p>
-            <w:pPr>
-              <w:widowControl w:val="0"/>
-              <w:spacing w:line="240" w:lineRule="auto"/>
-              <w:rPr/>
-            </w:pPr>
-            <w:r>
-              <w:rPr>
-                <w:rtl w:val="0"/>
-              </w:rPr>
-              <w:t xml:space="preserve">Tài khoản chưa bị khóa.</w:t>
+              <w:t>User đã đăng nhập. Tài khoản chưa bị khóa.</w:t>
             </w:r>
           </w:p>
         </w:tc>
